--- a/Computer Engineering, Software Engineering, Computer systems & their softwares/Annexes/CVs/CV_Department of Mathematical Modeling and Computer Science/CV inglizcha Sh.Yuldashev.docx
+++ b/Computer Engineering, Software Engineering, Computer systems & their softwares/Annexes/CVs/CV_Department of Mathematical Modeling and Computer Science/CV inglizcha Sh.Yuldashev.docx
@@ -883,7 +883,7 @@
                 <w:bCs/>
                 <w:iCs/>
               </w:rPr>
-              <w:t>Bachelor</w:t>
+              <w:t>Bakalavr</w:t>
             </w:r>
           </w:p>
         </w:tc>
@@ -1106,7 +1106,7 @@
                 <w:bCs/>
                 <w:iCs/>
               </w:rPr>
-              <w:t>Master</w:t>
+              <w:t>Magistr</w:t>
             </w:r>
           </w:p>
         </w:tc>
@@ -1880,7 +1880,7 @@
                 <w:bCs/>
                 <w:lang w:val="en-US"/>
               </w:rPr>
-              <w:t>Teacher</w:t>
+              <w:t>O'qituvchi</w:t>
             </w:r>
           </w:p>
         </w:tc>
@@ -1995,7 +1995,7 @@
                 <w:bCs/>
                 <w:lang w:val="en-US"/>
               </w:rPr>
-              <w:t>Teacher</w:t>
+              <w:t>O'qituvchi</w:t>
             </w:r>
           </w:p>
         </w:tc>
@@ -2947,7 +2947,7 @@
                 <w:b/>
                 <w:bCs/>
               </w:rPr>
-              <w:t>SCIENTIFIC ARTICLES AND PUBLICATIONS (LAST 5 YEARS)</w:t>
+              <w:t>ILMIY MAQOLALAR VA NASHRLAR (SO'NGGI 5 YIL)</w:t>
             </w:r>
           </w:p>
           <w:p>
